--- a/content/blog/eda-i-napitki-po-kitajski.VK.docx
+++ b/content/blog/eda-i-napitki-po-kitajski.VK.docx
@@ -248,6 +248,133 @@
           <w:color w:val="841630"/>
           <w:sz w:val="32"/>
         </w:rPr>
+        <w:t>Блюдо, ради которого едут в Пекин</w:t>
+      </w:r>
+    </w:p>
+    <w:p>
+      <w:pPr>
+        <w:spacing w:after="160"/>
+      </w:pPr>
+      <w:r>
+        <w:rPr>
+          <w:b w:val="0"/>
+          <w:color w:val="2C2420"/>
+          <w:sz w:val="23"/>
+        </w:rPr>
+        <w:t xml:space="preserve">Если есть одно блюдо, которое стоит попробовать в Китае обязательно, — это утка по-пекински, </w:t>
+      </w:r>
+      <w:r>
+        <w:rPr>
+          <w:rFonts w:ascii="SimSun" w:hAnsi="SimSun"/>
+          <w:b w:val="0"/>
+          <w:color w:val="A41E3A"/>
+          <w:sz w:val="23"/>
+        </w:rPr>
+        <w:t>北京烤鸭</w:t>
+      </w:r>
+      <w:r>
+        <w:rPr>
+          <w:b w:val="0"/>
+          <w:color w:val="2C2420"/>
+          <w:sz w:val="23"/>
+        </w:rPr>
+        <w:t xml:space="preserve"> (Běijīng kǎoyā). Повар нарезает её при вас на тонкие ломтики с хрустящей карамельной кожей, а вы сами заворачиваете их в тонкий блинчик с зелёным луком, огурцом и сладким соусом.</w:t>
+      </w:r>
+    </w:p>
+    <w:p>
+      <w:pPr>
+        <w:spacing w:before="200" w:after="40"/>
+        <w:jc w:val="center"/>
+      </w:pPr>
+      <w:r>
+        <w:drawing>
+          <wp:inline xmlns:a="http://schemas.openxmlformats.org/drawingml/2006/main" xmlns:pic="http://schemas.openxmlformats.org/drawingml/2006/picture">
+            <wp:extent cx="5760720" cy="4526966"/>
+            <wp:docPr id="3" name="Picture 3"/>
+            <wp:cNvGraphicFramePr>
+              <a:graphicFrameLocks noChangeAspect="1"/>
+            </wp:cNvGraphicFramePr>
+            <a:graphic>
+              <a:graphicData uri="http://schemas.openxmlformats.org/drawingml/2006/picture">
+                <pic:pic>
+                  <pic:nvPicPr>
+                    <pic:cNvPr id="0" name="eda-i-napitki-po-kitajski-utka.png"/>
+                    <pic:cNvPicPr/>
+                  </pic:nvPicPr>
+                  <pic:blipFill>
+                    <a:blip r:embed="rId11"/>
+                    <a:stretch>
+                      <a:fillRect/>
+                    </a:stretch>
+                  </pic:blipFill>
+                  <pic:spPr>
+                    <a:xfrm>
+                      <a:off x="0" y="0"/>
+                      <a:ext cx="5760720" cy="4526966"/>
+                    </a:xfrm>
+                    <a:prstGeom prst="rect"/>
+                  </pic:spPr>
+                </pic:pic>
+              </a:graphicData>
+            </a:graphic>
+          </wp:inline>
+        </w:drawing>
+      </w:r>
+    </w:p>
+    <w:p>
+      <w:pPr>
+        <w:spacing w:after="200"/>
+        <w:jc w:val="center"/>
+      </w:pPr>
+      <w:r>
+        <w:rPr>
+          <w:i/>
+          <w:color w:val="8B7D6B"/>
+          <w:sz w:val="19"/>
+        </w:rPr>
+        <w:t>Утка по-пекински 北京烤鸭 — парадное блюдо китайской кухни.</w:t>
+      </w:r>
+    </w:p>
+    <w:p>
+      <w:pPr>
+        <w:spacing w:after="160"/>
+      </w:pPr>
+      <w:r>
+        <w:rPr>
+          <w:b w:val="0"/>
+          <w:color w:val="2C2420"/>
+          <w:sz w:val="23"/>
+        </w:rPr>
+        <w:t xml:space="preserve">Это не просто еда, а маленький ритуал и повод собраться компанией. Закажете </w:t>
+      </w:r>
+      <w:r>
+        <w:rPr>
+          <w:rFonts w:ascii="SimSun" w:hAnsi="SimSun"/>
+          <w:b w:val="0"/>
+          <w:color w:val="A41E3A"/>
+          <w:sz w:val="23"/>
+        </w:rPr>
+        <w:t>北京烤鸭</w:t>
+      </w:r>
+      <w:r>
+        <w:rPr>
+          <w:b w:val="0"/>
+          <w:color w:val="2C2420"/>
+          <w:sz w:val="23"/>
+        </w:rPr>
+        <w:t xml:space="preserve"> — считайте, что попробовали Китай по-настоящему.</w:t>
+      </w:r>
+    </w:p>
+    <w:p>
+      <w:pPr>
+        <w:spacing w:before="360" w:after="80"/>
+      </w:pPr>
+      <w:r>
+        <w:rPr>
+          <w:b/>
+          <w:color w:val="841630"/>
+          <w:sz w:val="32"/>
+        </w:rPr>
         <w:t>Напитки и фразы, которые выручат</w:t>
       </w:r>
     </w:p>
@@ -273,7 +400,7 @@
         <w:drawing>
           <wp:inline xmlns:a="http://schemas.openxmlformats.org/drawingml/2006/main" xmlns:pic="http://schemas.openxmlformats.org/drawingml/2006/picture">
             <wp:extent cx="5760720" cy="3048381"/>
-            <wp:docPr id="3" name="Picture 3"/>
+            <wp:docPr id="4" name="Picture 4"/>
             <wp:cNvGraphicFramePr>
               <a:graphicFrameLocks noChangeAspect="1"/>
             </wp:cNvGraphicFramePr>
@@ -285,7 +412,7 @@
                     <pic:cNvPicPr/>
                   </pic:nvPicPr>
                   <pic:blipFill>
-                    <a:blip r:embed="rId11"/>
+                    <a:blip r:embed="rId12"/>
                     <a:stretch>
                       <a:fillRect/>
                     </a:stretch>

--- a/content/blog/eda-i-napitki-po-kitajski.VK.docx
+++ b/content/blog/eda-i-napitki-po-kitajski.VK.docx
@@ -399,7 +399,7 @@
       <w:r>
         <w:drawing>
           <wp:inline xmlns:a="http://schemas.openxmlformats.org/drawingml/2006/main" xmlns:pic="http://schemas.openxmlformats.org/drawingml/2006/picture">
-            <wp:extent cx="5760720" cy="3048381"/>
+            <wp:extent cx="5760720" cy="2793949"/>
             <wp:docPr id="4" name="Picture 4"/>
             <wp:cNvGraphicFramePr>
               <a:graphicFrameLocks noChangeAspect="1"/>
@@ -420,7 +420,7 @@
                   <pic:spPr>
                     <a:xfrm>
                       <a:off x="0" y="0"/>
-                      <a:ext cx="5760720" cy="3048381"/>
+                      <a:ext cx="5760720" cy="2793949"/>
                     </a:xfrm>
                     <a:prstGeom prst="rect"/>
                   </pic:spPr>
